--- a/assets/docs/lop4/Mi thuat - Lop 4.docx
+++ b/assets/docs/lop4/Mi thuat - Lop 4.docx
@@ -858,7 +858,6 @@
                 <w:i w:val="0"/>
                 <w:sz w:val="18"/>
               </w:rPr>
-              <w:t>Năng lực số 1.1 CB2c: HS nêu được đặc điểm tạo hình của chạm khắc đình làng qua ảnh phóng to</w:t>
             </w:r>
           </w:p>
         </w:tc>
@@ -1209,7 +1208,6 @@
                 <w:i w:val="0"/>
                 <w:sz w:val="18"/>
               </w:rPr>
-              <w:t>NLS: Năng lực số 1.1 CB2c: HS nêu được cách diễn tả không gian riêng của tranh dân gian</w:t>
             </w:r>
           </w:p>
         </w:tc>
@@ -1326,7 +1324,6 @@
                 <w:i w:val="0"/>
                 <w:sz w:val="18"/>
               </w:rPr>
-              <w:t>NLS: Năng lực số 1.1 CB2c: HS nêu được cách diễn tả không gian riêng của tranh dân gian</w:t>
             </w:r>
           </w:p>
         </w:tc>
